--- a/deliverables/V4-V11_SYNC/PACKAGES/NEW_V06_Synchronized_Production_Package/08_QA/Package_QA_Report.docx
+++ b/deliverables/V4-V11_SYNC/PACKAGES/NEW_V06_Synchronized_Production_Package/08_QA/Package_QA_Report.docx
@@ -87,7 +87,7 @@
         <w:rPr>
           <w:sz w:val="21"/>
         </w:rPr>
-        <w:t>Wednesday, September 16, 2026 | 1:46 PM CT</w:t>
+        <w:t>Wednesday, September 16, 2026 | 3:16 PM CT</w:t>
       </w:r>
     </w:p>
     <w:p>
@@ -106,7 +106,7 @@
         <w:rPr>
           <w:sz w:val="21"/>
         </w:rPr>
-        <w:t>16</w:t>
+        <w:t>23</w:t>
       </w:r>
     </w:p>
     <w:p>
@@ -125,7 +125,7 @@
         <w:rPr>
           <w:sz w:val="21"/>
         </w:rPr>
-        <w:t>16</w:t>
+        <w:t>23</w:t>
       </w:r>
     </w:p>
     <w:p>
@@ -201,7 +201,7 @@
         <w:rPr>
           <w:sz w:val="21"/>
         </w:rPr>
-        <w:t>38 rendered states across 19 families, all 1920 x 1080</w:t>
+        <w:t>37 rendered teaching and end-card states across 19 families, all 1920 x 1080, plus one phone-size contact sheet, which is a proof sheet of those states and not a state</w:t>
       </w:r>
     </w:p>
     <w:p>
@@ -460,7 +460,7 @@
                 <w:i w:val="0"/>
                 <w:sz w:val="16"/>
               </w:rPr>
-              <w:t>Only the approved intro was added</w:t>
+              <w:t>Only the approved intro and the approved opening were added</w:t>
             </w:r>
           </w:p>
         </w:tc>
@@ -498,6 +498,7 @@
                 <w:i w:val="0"/>
                 <w:sz w:val="16"/>
               </w:rPr>
+              <w:t>0 added</w:t>
             </w:r>
           </w:p>
         </w:tc>
@@ -1226,7 +1227,7 @@
                 <w:i w:val="0"/>
                 <w:sz w:val="16"/>
               </w:rPr>
-              <w:t>Watch Next is full screen and final</w:t>
+              <w:t>Watch Next owns the closing passage alone</w:t>
             </w:r>
           </w:p>
         </w:tc>
@@ -1264,7 +1265,420 @@
                 <w:i w:val="0"/>
                 <w:sz w:val="16"/>
               </w:rPr>
-              <w:t>mapped from the start of its spoken passage; no return to camera</w:t>
+              <w:t>full screen from the start of its spoken passage; no teaching card shares it and there is no return to camera</w:t>
+            </w:r>
+          </w:p>
+        </w:tc>
+      </w:tr>
+      <w:tr>
+        <w:tc>
+          <w:tcPr>
+            <w:tcW w:type="dxa" w:w="3888"/>
+          </w:tcPr>
+          <w:p>
+            <w:pPr>
+              <w:spacing w:before="60" w:after="60" w:line="264" w:lineRule="auto"/>
+            </w:pPr>
+            <w:r/>
+            <w:r>
+              <w:rPr>
+                <w:b w:val="0"/>
+                <w:i w:val="0"/>
+                <w:sz w:val="16"/>
+              </w:rPr>
+              <w:t>No paragraph carries two cards without a sequence</w:t>
+            </w:r>
+          </w:p>
+        </w:tc>
+        <w:tc>
+          <w:tcPr>
+            <w:tcW w:type="dxa" w:w="720"/>
+          </w:tcPr>
+          <w:p>
+            <w:pPr>
+              <w:spacing w:before="60" w:after="60" w:line="264" w:lineRule="auto"/>
+            </w:pPr>
+            <w:r/>
+            <w:r>
+              <w:rPr>
+                <w:b w:val="0"/>
+                <w:i w:val="0"/>
+                <w:sz w:val="16"/>
+              </w:rPr>
+              <w:t>pass</w:t>
+            </w:r>
+          </w:p>
+        </w:tc>
+        <w:tc>
+          <w:tcPr>
+            <w:tcW w:type="dxa" w:w="5040"/>
+          </w:tcPr>
+          <w:p>
+            <w:pPr>
+              <w:spacing w:before="60" w:after="60" w:line="264" w:lineRule="auto"/>
+            </w:pPr>
+            <w:r/>
+            <w:r>
+              <w:rPr>
+                <w:b w:val="0"/>
+                <w:i w:val="0"/>
+                <w:sz w:val="16"/>
+              </w:rPr>
+              <w:t>2 paragraphs carry two cards, each with entry and exit words</w:t>
+            </w:r>
+          </w:p>
+        </w:tc>
+      </w:tr>
+      <w:tr>
+        <w:tc>
+          <w:tcPr>
+            <w:tcW w:type="dxa" w:w="3888"/>
+          </w:tcPr>
+          <w:p>
+            <w:pPr>
+              <w:spacing w:before="60" w:after="60" w:line="264" w:lineRule="auto"/>
+            </w:pPr>
+            <w:r/>
+            <w:r>
+              <w:rPr>
+                <w:b w:val="0"/>
+                <w:i w:val="0"/>
+                <w:sz w:val="16"/>
+              </w:rPr>
+              <w:t>Every early cutaway is in the map with a state</w:t>
+            </w:r>
+          </w:p>
+        </w:tc>
+        <w:tc>
+          <w:tcPr>
+            <w:tcW w:type="dxa" w:w="720"/>
+          </w:tcPr>
+          <w:p>
+            <w:pPr>
+              <w:spacing w:before="60" w:after="60" w:line="264" w:lineRule="auto"/>
+            </w:pPr>
+            <w:r/>
+            <w:r>
+              <w:rPr>
+                <w:b w:val="0"/>
+                <w:i w:val="0"/>
+                <w:sz w:val="16"/>
+              </w:rPr>
+              <w:t>pass</w:t>
+            </w:r>
+          </w:p>
+        </w:tc>
+        <w:tc>
+          <w:tcPr>
+            <w:tcW w:type="dxa" w:w="5040"/>
+          </w:tcPr>
+          <w:p>
+            <w:pPr>
+              <w:spacing w:before="60" w:after="60" w:line="264" w:lineRule="auto"/>
+            </w:pPr>
+            <w:r/>
+            <w:r>
+              <w:rPr>
+                <w:b w:val="0"/>
+                <w:i w:val="0"/>
+                <w:sz w:val="16"/>
+              </w:rPr>
+              <w:t>5 opening steps, 3 of them full screen</w:t>
+            </w:r>
+          </w:p>
+        </w:tc>
+      </w:tr>
+      <w:tr>
+        <w:tc>
+          <w:tcPr>
+            <w:tcW w:type="dxa" w:w="3888"/>
+          </w:tcPr>
+          <w:p>
+            <w:pPr>
+              <w:spacing w:before="60" w:after="60" w:line="264" w:lineRule="auto"/>
+            </w:pPr>
+            <w:r/>
+            <w:r>
+              <w:rPr>
+                <w:b w:val="0"/>
+                <w:i w:val="0"/>
+                <w:sz w:val="16"/>
+              </w:rPr>
+              <w:t>Early entry and exit words are in the paragraphs they name</w:t>
+            </w:r>
+          </w:p>
+        </w:tc>
+        <w:tc>
+          <w:tcPr>
+            <w:tcW w:type="dxa" w:w="720"/>
+          </w:tcPr>
+          <w:p>
+            <w:pPr>
+              <w:spacing w:before="60" w:after="60" w:line="264" w:lineRule="auto"/>
+            </w:pPr>
+            <w:r/>
+            <w:r>
+              <w:rPr>
+                <w:b w:val="0"/>
+                <w:i w:val="0"/>
+                <w:sz w:val="16"/>
+              </w:rPr>
+              <w:t>pass</w:t>
+            </w:r>
+          </w:p>
+        </w:tc>
+        <w:tc>
+          <w:tcPr>
+            <w:tcW w:type="dxa" w:w="5040"/>
+          </w:tcPr>
+          <w:p>
+            <w:pPr>
+              <w:spacing w:before="60" w:after="60" w:line="264" w:lineRule="auto"/>
+            </w:pPr>
+            <w:r/>
+            <w:r>
+              <w:rPr>
+                <w:b w:val="0"/>
+                <w:i w:val="0"/>
+                <w:sz w:val="16"/>
+              </w:rPr>
+              <w:t>checked against the reconciled paragraphs</w:t>
+            </w:r>
+          </w:p>
+        </w:tc>
+      </w:tr>
+      <w:tr>
+        <w:tc>
+          <w:tcPr>
+            <w:tcW w:type="dxa" w:w="3888"/>
+          </w:tcPr>
+          <w:p>
+            <w:pPr>
+              <w:spacing w:before="60" w:after="60" w:line="264" w:lineRule="auto"/>
+            </w:pPr>
+            <w:r/>
+            <w:r>
+              <w:rPr>
+                <w:b w:val="0"/>
+                <w:i w:val="0"/>
+                <w:sz w:val="16"/>
+              </w:rPr>
+              <w:t>No camera or full-screen mode conflicts with the brief</w:t>
+            </w:r>
+          </w:p>
+        </w:tc>
+        <w:tc>
+          <w:tcPr>
+            <w:tcW w:type="dxa" w:w="720"/>
+          </w:tcPr>
+          <w:p>
+            <w:pPr>
+              <w:spacing w:before="60" w:after="60" w:line="264" w:lineRule="auto"/>
+            </w:pPr>
+            <w:r/>
+            <w:r>
+              <w:rPr>
+                <w:b w:val="0"/>
+                <w:i w:val="0"/>
+                <w:sz w:val="16"/>
+              </w:rPr>
+              <w:t>pass</w:t>
+            </w:r>
+          </w:p>
+        </w:tc>
+        <w:tc>
+          <w:tcPr>
+            <w:tcW w:type="dxa" w:w="5040"/>
+          </w:tcPr>
+          <w:p>
+            <w:pPr>
+              <w:spacing w:before="60" w:after="60" w:line="264" w:lineRule="auto"/>
+            </w:pPr>
+            <w:r/>
+            <w:r>
+              <w:rPr>
+                <w:b w:val="0"/>
+                <w:i w:val="0"/>
+                <w:sz w:val="16"/>
+              </w:rPr>
+              <w:t>every full-screen step names a state; every camera step names none</w:t>
+            </w:r>
+          </w:p>
+        </w:tc>
+      </w:tr>
+      <w:tr>
+        <w:tc>
+          <w:tcPr>
+            <w:tcW w:type="dxa" w:w="3888"/>
+          </w:tcPr>
+          <w:p>
+            <w:pPr>
+              <w:spacing w:before="60" w:after="60" w:line="264" w:lineRule="auto"/>
+            </w:pPr>
+            <w:r/>
+            <w:r>
+              <w:rPr>
+                <w:b w:val="0"/>
+                <w:i w:val="0"/>
+                <w:sz w:val="16"/>
+              </w:rPr>
+              <w:t>Every brief trigger resolves by section and purpose</w:t>
+            </w:r>
+          </w:p>
+        </w:tc>
+        <w:tc>
+          <w:tcPr>
+            <w:tcW w:type="dxa" w:w="720"/>
+          </w:tcPr>
+          <w:p>
+            <w:pPr>
+              <w:spacing w:before="60" w:after="60" w:line="264" w:lineRule="auto"/>
+            </w:pPr>
+            <w:r/>
+            <w:r>
+              <w:rPr>
+                <w:b w:val="0"/>
+                <w:i w:val="0"/>
+                <w:sz w:val="16"/>
+              </w:rPr>
+              <w:t>pass</w:t>
+            </w:r>
+          </w:p>
+        </w:tc>
+        <w:tc>
+          <w:tcPr>
+            <w:tcW w:type="dxa" w:w="5040"/>
+          </w:tcPr>
+          <w:p>
+            <w:pPr>
+              <w:spacing w:before="60" w:after="60" w:line="264" w:lineRule="auto"/>
+            </w:pPr>
+            <w:r/>
+            <w:r>
+              <w:rPr>
+                <w:b w:val="0"/>
+                <w:i w:val="0"/>
+                <w:sz w:val="16"/>
+              </w:rPr>
+              <w:t>numbered against the reconciled script, not the intake</w:t>
+            </w:r>
+          </w:p>
+        </w:tc>
+      </w:tr>
+      <w:tr>
+        <w:tc>
+          <w:tcPr>
+            <w:tcW w:type="dxa" w:w="3888"/>
+          </w:tcPr>
+          <w:p>
+            <w:pPr>
+              <w:spacing w:before="60" w:after="60" w:line="264" w:lineRule="auto"/>
+            </w:pPr>
+            <w:r/>
+            <w:r>
+              <w:rPr>
+                <w:b w:val="0"/>
+                <w:i w:val="0"/>
+                <w:sz w:val="16"/>
+              </w:rPr>
+              <w:t>Shorts carry complete lists, clear referents and one action</w:t>
+            </w:r>
+          </w:p>
+        </w:tc>
+        <w:tc>
+          <w:tcPr>
+            <w:tcW w:type="dxa" w:w="720"/>
+          </w:tcPr>
+          <w:p>
+            <w:pPr>
+              <w:spacing w:before="60" w:after="60" w:line="264" w:lineRule="auto"/>
+            </w:pPr>
+            <w:r/>
+            <w:r>
+              <w:rPr>
+                <w:b w:val="0"/>
+                <w:i w:val="0"/>
+                <w:sz w:val="16"/>
+              </w:rPr>
+              <w:t>pass</w:t>
+            </w:r>
+          </w:p>
+        </w:tc>
+        <w:tc>
+          <w:tcPr>
+            <w:tcW w:type="dxa" w:w="5040"/>
+          </w:tcPr>
+          <w:p>
+            <w:pPr>
+              <w:spacing w:before="60" w:after="60" w:line="264" w:lineRule="auto"/>
+            </w:pPr>
+            <w:r/>
+            <w:r>
+              <w:rPr>
+                <w:b w:val="0"/>
+                <w:i w:val="0"/>
+                <w:sz w:val="16"/>
+              </w:rPr>
+              <w:t>33 editorial rules checked</w:t>
+            </w:r>
+          </w:p>
+        </w:tc>
+      </w:tr>
+      <w:tr>
+        <w:tc>
+          <w:tcPr>
+            <w:tcW w:type="dxa" w:w="3888"/>
+          </w:tcPr>
+          <w:p>
+            <w:pPr>
+              <w:spacing w:before="60" w:after="60" w:line="264" w:lineRule="auto"/>
+            </w:pPr>
+            <w:r/>
+            <w:r>
+              <w:rPr>
+                <w:b w:val="0"/>
+                <w:i w:val="0"/>
+                <w:sz w:val="16"/>
+              </w:rPr>
+              <w:t>Teaching states counted apart from the contact sheet</w:t>
+            </w:r>
+          </w:p>
+        </w:tc>
+        <w:tc>
+          <w:tcPr>
+            <w:tcW w:type="dxa" w:w="720"/>
+          </w:tcPr>
+          <w:p>
+            <w:pPr>
+              <w:spacing w:before="60" w:after="60" w:line="264" w:lineRule="auto"/>
+            </w:pPr>
+            <w:r/>
+            <w:r>
+              <w:rPr>
+                <w:b w:val="0"/>
+                <w:i w:val="0"/>
+                <w:sz w:val="16"/>
+              </w:rPr>
+              <w:t>pass</w:t>
+            </w:r>
+          </w:p>
+        </w:tc>
+        <w:tc>
+          <w:tcPr>
+            <w:tcW w:type="dxa" w:w="5040"/>
+          </w:tcPr>
+          <w:p>
+            <w:pPr>
+              <w:spacing w:before="60" w:after="60" w:line="264" w:lineRule="auto"/>
+            </w:pPr>
+            <w:r/>
+            <w:r>
+              <w:rPr>
+                <w:b w:val="0"/>
+                <w:i w:val="0"/>
+                <w:sz w:val="16"/>
+              </w:rPr>
+              <w:t>37 states; the contact sheet is listed separately</w:t>
             </w:r>
           </w:p>
         </w:tc>

--- a/deliverables/V4-V11_SYNC/PACKAGES/NEW_V06_Synchronized_Production_Package/08_QA/Package_QA_Report.docx
+++ b/deliverables/V4-V11_SYNC/PACKAGES/NEW_V06_Synchronized_Production_Package/08_QA/Package_QA_Report.docx
@@ -87,7 +87,7 @@
         <w:rPr>
           <w:sz w:val="21"/>
         </w:rPr>
-        <w:t>Wednesday, September 16, 2026 | 3:16 PM CT</w:t>
+        <w:t>Wednesday, September 16, 2026 | 3:21 PM CT</w:t>
       </w:r>
     </w:p>
     <w:p>

--- a/deliverables/V4-V11_SYNC/PACKAGES/NEW_V06_Synchronized_Production_Package/08_QA/Package_QA_Report.docx
+++ b/deliverables/V4-V11_SYNC/PACKAGES/NEW_V06_Synchronized_Production_Package/08_QA/Package_QA_Report.docx
@@ -87,7 +87,7 @@
         <w:rPr>
           <w:sz w:val="21"/>
         </w:rPr>
-        <w:t>Wednesday, September 16, 2026 | 3:21 PM CT</w:t>
+        <w:t>Thursday, September 17, 2026 | 8:55 AM CT</w:t>
       </w:r>
     </w:p>
     <w:p>
@@ -201,7 +201,7 @@
         <w:rPr>
           <w:sz w:val="21"/>
         </w:rPr>
-        <w:t>37 rendered teaching and end-card states across 19 families, all 1920 x 1080, plus one phone-size contact sheet, which is a proof sheet of those states and not a state</w:t>
+        <w:t>37 rendered teaching and end-card states across 19 active families, all 1920 x 1080, plus one phone-size contact sheet, which is a proof sheet of those states and not a state</w:t>
       </w:r>
     </w:p>
     <w:p>

--- a/deliverables/V4-V11_SYNC/PACKAGES/NEW_V06_Synchronized_Production_Package/08_QA/Package_QA_Report.docx
+++ b/deliverables/V4-V11_SYNC/PACKAGES/NEW_V06_Synchronized_Production_Package/08_QA/Package_QA_Report.docx
@@ -87,7 +87,7 @@
         <w:rPr>
           <w:sz w:val="21"/>
         </w:rPr>
-        <w:t>Thursday, September 17, 2026 | 8:55 AM CT</w:t>
+        <w:t>Thursday, September 17, 2026 | 12:57 PM CT</w:t>
       </w:r>
     </w:p>
     <w:p>

--- a/deliverables/V4-V11_SYNC/PACKAGES/NEW_V06_Synchronized_Production_Package/08_QA/Package_QA_Report.docx
+++ b/deliverables/V4-V11_SYNC/PACKAGES/NEW_V06_Synchronized_Production_Package/08_QA/Package_QA_Report.docx
@@ -87,7 +87,7 @@
         <w:rPr>
           <w:sz w:val="21"/>
         </w:rPr>
-        <w:t>Thursday, September 17, 2026 | 12:57 PM CT</w:t>
+        <w:t>Saturday, September 19, 2026 | 6:36 AM CT</w:t>
       </w:r>
     </w:p>
     <w:p>
@@ -106,7 +106,7 @@
         <w:rPr>
           <w:sz w:val="21"/>
         </w:rPr>
-        <w:t>23</w:t>
+        <w:t>30</w:t>
       </w:r>
     </w:p>
     <w:p>
@@ -125,7 +125,7 @@
         <w:rPr>
           <w:sz w:val="21"/>
         </w:rPr>
-        <w:t>23</w:t>
+        <w:t>30</w:t>
       </w:r>
     </w:p>
     <w:p>
@@ -201,7 +201,7 @@
         <w:rPr>
           <w:sz w:val="21"/>
         </w:rPr>
-        <w:t>37 rendered teaching and end-card states across 19 active families, all 1920 x 1080, plus one phone-size contact sheet, which is a proof sheet of those states and not a state</w:t>
+        <w:t>37 rendered teaching and end-card states across 19 active families and 23 events, all 1920 x 1080, plus one phone-size contact sheet, which is a proof sheet of those states and not a state</w:t>
       </w:r>
     </w:p>
     <w:p>
@@ -911,7 +911,7 @@
                 <w:i w:val="0"/>
                 <w:sz w:val="16"/>
               </w:rPr>
-              <w:t>37 states</w:t>
+              <w:t>35 states</w:t>
             </w:r>
           </w:p>
         </w:tc>
@@ -1678,7 +1678,420 @@
                 <w:i w:val="0"/>
                 <w:sz w:val="16"/>
               </w:rPr>
-              <w:t>37 states; the contact sheet is listed separately</w:t>
+              <w:t>37 states, every one cued by an event; the contact sheet is listed separately</w:t>
+            </w:r>
+          </w:p>
+        </w:tc>
+      </w:tr>
+      <w:tr>
+        <w:tc>
+          <w:tcPr>
+            <w:tcW w:type="dxa" w:w="3888"/>
+          </w:tcPr>
+          <w:p>
+            <w:pPr>
+              <w:spacing w:before="60" w:after="60" w:line="264" w:lineRule="auto"/>
+            </w:pPr>
+            <w:r/>
+            <w:r>
+              <w:rPr>
+                <w:b w:val="0"/>
+                <w:i w:val="0"/>
+                <w:sz w:val="16"/>
+              </w:rPr>
+              <w:t>One event list, verified against the master</w:t>
+            </w:r>
+          </w:p>
+        </w:tc>
+        <w:tc>
+          <w:tcPr>
+            <w:tcW w:type="dxa" w:w="720"/>
+          </w:tcPr>
+          <w:p>
+            <w:pPr>
+              <w:spacing w:before="60" w:after="60" w:line="264" w:lineRule="auto"/>
+            </w:pPr>
+            <w:r/>
+            <w:r>
+              <w:rPr>
+                <w:b w:val="0"/>
+                <w:i w:val="0"/>
+                <w:sz w:val="16"/>
+              </w:rPr>
+              <w:t>pass</w:t>
+            </w:r>
+          </w:p>
+        </w:tc>
+        <w:tc>
+          <w:tcPr>
+            <w:tcW w:type="dxa" w:w="5040"/>
+          </w:tcPr>
+          <w:p>
+            <w:pPr>
+              <w:spacing w:before="60" w:after="60" w:line="264" w:lineRule="auto"/>
+            </w:pPr>
+            <w:r/>
+            <w:r>
+              <w:rPr>
+                <w:b w:val="0"/>
+                <w:i w:val="0"/>
+                <w:sz w:val="16"/>
+              </w:rPr>
+              <w:t>23 events, 1 of them spanning more than one paragraph</w:t>
+            </w:r>
+          </w:p>
+        </w:tc>
+      </w:tr>
+      <w:tr>
+        <w:tc>
+          <w:tcPr>
+            <w:tcW w:type="dxa" w:w="3888"/>
+          </w:tcPr>
+          <w:p>
+            <w:pPr>
+              <w:spacing w:before="60" w:after="60" w:line="264" w:lineRule="auto"/>
+            </w:pPr>
+            <w:r/>
+            <w:r>
+              <w:rPr>
+                <w:b w:val="0"/>
+                <w:i w:val="0"/>
+                <w:sz w:val="16"/>
+              </w:rPr>
+              <w:t>No full-screen event lands on a camera paragraph</w:t>
+            </w:r>
+          </w:p>
+        </w:tc>
+        <w:tc>
+          <w:tcPr>
+            <w:tcW w:type="dxa" w:w="720"/>
+          </w:tcPr>
+          <w:p>
+            <w:pPr>
+              <w:spacing w:before="60" w:after="60" w:line="264" w:lineRule="auto"/>
+            </w:pPr>
+            <w:r/>
+            <w:r>
+              <w:rPr>
+                <w:b w:val="0"/>
+                <w:i w:val="0"/>
+                <w:sz w:val="16"/>
+              </w:rPr>
+              <w:t>pass</w:t>
+            </w:r>
+          </w:p>
+        </w:tc>
+        <w:tc>
+          <w:tcPr>
+            <w:tcW w:type="dxa" w:w="5040"/>
+          </w:tcPr>
+          <w:p>
+            <w:pPr>
+              <w:spacing w:before="60" w:after="60" w:line="264" w:lineRule="auto"/>
+            </w:pPr>
+            <w:r/>
+            <w:r>
+              <w:rPr>
+                <w:b w:val="0"/>
+                <w:i w:val="0"/>
+                <w:sz w:val="16"/>
+              </w:rPr>
+              <w:t>the camera map and the prompt are generated from the same events</w:t>
+            </w:r>
+          </w:p>
+        </w:tc>
+      </w:tr>
+      <w:tr>
+        <w:tc>
+          <w:tcPr>
+            <w:tcW w:type="dxa" w:w="3888"/>
+          </w:tcPr>
+          <w:p>
+            <w:pPr>
+              <w:spacing w:before="60" w:after="60" w:line="264" w:lineRule="auto"/>
+            </w:pPr>
+            <w:r/>
+            <w:r>
+              <w:rPr>
+                <w:b w:val="0"/>
+                <w:i w:val="0"/>
+                <w:sz w:val="16"/>
+              </w:rPr>
+              <w:t>Every state activates on words spoken in its own paragraph</w:t>
+            </w:r>
+          </w:p>
+        </w:tc>
+        <w:tc>
+          <w:tcPr>
+            <w:tcW w:type="dxa" w:w="720"/>
+          </w:tcPr>
+          <w:p>
+            <w:pPr>
+              <w:spacing w:before="60" w:after="60" w:line="264" w:lineRule="auto"/>
+            </w:pPr>
+            <w:r/>
+            <w:r>
+              <w:rPr>
+                <w:b w:val="0"/>
+                <w:i w:val="0"/>
+                <w:sz w:val="16"/>
+              </w:rPr>
+              <w:t>pass</w:t>
+            </w:r>
+          </w:p>
+        </w:tc>
+        <w:tc>
+          <w:tcPr>
+            <w:tcW w:type="dxa" w:w="5040"/>
+          </w:tcPr>
+          <w:p>
+            <w:pPr>
+              <w:spacing w:before="60" w:after="60" w:line="264" w:lineRule="auto"/>
+            </w:pPr>
+            <w:r/>
+            <w:r>
+              <w:rPr>
+                <w:b w:val="0"/>
+                <w:i w:val="0"/>
+                <w:sz w:val="16"/>
+              </w:rPr>
+              <w:t>37 states across 23 events</w:t>
+            </w:r>
+          </w:p>
+        </w:tc>
+      </w:tr>
+      <w:tr>
+        <w:tc>
+          <w:tcPr>
+            <w:tcW w:type="dxa" w:w="3888"/>
+          </w:tcPr>
+          <w:p>
+            <w:pPr>
+              <w:spacing w:before="60" w:after="60" w:line="264" w:lineRule="auto"/>
+            </w:pPr>
+            <w:r/>
+            <w:r>
+              <w:rPr>
+                <w:b w:val="0"/>
+                <w:i w:val="0"/>
+                <w:sz w:val="16"/>
+              </w:rPr>
+              <w:t>No later answer is revealed before its words are spoken</w:t>
+            </w:r>
+          </w:p>
+        </w:tc>
+        <w:tc>
+          <w:tcPr>
+            <w:tcW w:type="dxa" w:w="720"/>
+          </w:tcPr>
+          <w:p>
+            <w:pPr>
+              <w:spacing w:before="60" w:after="60" w:line="264" w:lineRule="auto"/>
+            </w:pPr>
+            <w:r/>
+            <w:r>
+              <w:rPr>
+                <w:b w:val="0"/>
+                <w:i w:val="0"/>
+                <w:sz w:val="16"/>
+              </w:rPr>
+              <w:t>pass</w:t>
+            </w:r>
+          </w:p>
+        </w:tc>
+        <w:tc>
+          <w:tcPr>
+            <w:tcW w:type="dxa" w:w="5040"/>
+          </w:tcPr>
+          <w:p>
+            <w:pPr>
+              <w:spacing w:before="60" w:after="60" w:line="264" w:lineRule="auto"/>
+            </w:pPr>
+            <w:r/>
+            <w:r>
+              <w:rPr>
+                <w:b w:val="0"/>
+                <w:i w:val="0"/>
+                <w:sz w:val="16"/>
+              </w:rPr>
+              <w:t>reveal order follows the spoken order inside every event</w:t>
+            </w:r>
+          </w:p>
+        </w:tc>
+      </w:tr>
+      <w:tr>
+        <w:tc>
+          <w:tcPr>
+            <w:tcW w:type="dxa" w:w="3888"/>
+          </w:tcPr>
+          <w:p>
+            <w:pPr>
+              <w:spacing w:before="60" w:after="60" w:line="264" w:lineRule="auto"/>
+            </w:pPr>
+            <w:r/>
+            <w:r>
+              <w:rPr>
+                <w:b w:val="0"/>
+                <w:i w:val="0"/>
+                <w:sz w:val="16"/>
+              </w:rPr>
+              <w:t>Every boundary phrase is complete, never truncated</w:t>
+            </w:r>
+          </w:p>
+        </w:tc>
+        <w:tc>
+          <w:tcPr>
+            <w:tcW w:type="dxa" w:w="720"/>
+          </w:tcPr>
+          <w:p>
+            <w:pPr>
+              <w:spacing w:before="60" w:after="60" w:line="264" w:lineRule="auto"/>
+            </w:pPr>
+            <w:r/>
+            <w:r>
+              <w:rPr>
+                <w:b w:val="0"/>
+                <w:i w:val="0"/>
+                <w:sz w:val="16"/>
+              </w:rPr>
+              <w:t>pass</w:t>
+            </w:r>
+          </w:p>
+        </w:tc>
+        <w:tc>
+          <w:tcPr>
+            <w:tcW w:type="dxa" w:w="5040"/>
+          </w:tcPr>
+          <w:p>
+            <w:pPr>
+              <w:spacing w:before="60" w:after="60" w:line="264" w:lineRule="auto"/>
+            </w:pPr>
+            <w:r/>
+            <w:r>
+              <w:rPr>
+                <w:b w:val="0"/>
+                <w:i w:val="0"/>
+                <w:sz w:val="16"/>
+              </w:rPr>
+              <w:t>entry and exit wording wraps rather than cutting</w:t>
+            </w:r>
+          </w:p>
+        </w:tc>
+      </w:tr>
+      <w:tr>
+        <w:tc>
+          <w:tcPr>
+            <w:tcW w:type="dxa" w:w="3888"/>
+          </w:tcPr>
+          <w:p>
+            <w:pPr>
+              <w:spacing w:before="60" w:after="60" w:line="264" w:lineRule="auto"/>
+            </w:pPr>
+            <w:r/>
+            <w:r>
+              <w:rPr>
+                <w:b w:val="0"/>
+                <w:i w:val="0"/>
+                <w:sz w:val="16"/>
+              </w:rPr>
+              <w:t>Visual entry and accent word are separate fields</w:t>
+            </w:r>
+          </w:p>
+        </w:tc>
+        <w:tc>
+          <w:tcPr>
+            <w:tcW w:type="dxa" w:w="720"/>
+          </w:tcPr>
+          <w:p>
+            <w:pPr>
+              <w:spacing w:before="60" w:after="60" w:line="264" w:lineRule="auto"/>
+            </w:pPr>
+            <w:r/>
+            <w:r>
+              <w:rPr>
+                <w:b w:val="0"/>
+                <w:i w:val="0"/>
+                <w:sz w:val="16"/>
+              </w:rPr>
+              <w:t>pass</w:t>
+            </w:r>
+          </w:p>
+        </w:tc>
+        <w:tc>
+          <w:tcPr>
+            <w:tcW w:type="dxa" w:w="5040"/>
+          </w:tcPr>
+          <w:p>
+            <w:pPr>
+              <w:spacing w:before="60" w:after="60" w:line="264" w:lineRule="auto"/>
+            </w:pPr>
+            <w:r/>
+            <w:r>
+              <w:rPr>
+                <w:b w:val="0"/>
+                <w:i w:val="0"/>
+                <w:sz w:val="16"/>
+              </w:rPr>
+              <w:t>4 sound events, each one record</w:t>
+            </w:r>
+          </w:p>
+        </w:tc>
+      </w:tr>
+      <w:tr>
+        <w:tc>
+          <w:tcPr>
+            <w:tcW w:type="dxa" w:w="3888"/>
+          </w:tcPr>
+          <w:p>
+            <w:pPr>
+              <w:spacing w:before="60" w:after="60" w:line="264" w:lineRule="auto"/>
+            </w:pPr>
+            <w:r/>
+            <w:r>
+              <w:rPr>
+                <w:b w:val="0"/>
+                <w:i w:val="0"/>
+                <w:sz w:val="16"/>
+              </w:rPr>
+              <w:t>A reused family is one family at more than one event</w:t>
+            </w:r>
+          </w:p>
+        </w:tc>
+        <w:tc>
+          <w:tcPr>
+            <w:tcW w:type="dxa" w:w="720"/>
+          </w:tcPr>
+          <w:p>
+            <w:pPr>
+              <w:spacing w:before="60" w:after="60" w:line="264" w:lineRule="auto"/>
+            </w:pPr>
+            <w:r/>
+            <w:r>
+              <w:rPr>
+                <w:b w:val="0"/>
+                <w:i w:val="0"/>
+                <w:sz w:val="16"/>
+              </w:rPr>
+              <w:t>pass</w:t>
+            </w:r>
+          </w:p>
+        </w:tc>
+        <w:tc>
+          <w:tcPr>
+            <w:tcW w:type="dxa" w:w="5040"/>
+          </w:tcPr>
+          <w:p>
+            <w:pPr>
+              <w:spacing w:before="60" w:after="60" w:line="264" w:lineRule="auto"/>
+            </w:pPr>
+            <w:r/>
+            <w:r>
+              <w:rPr>
+                <w:b w:val="0"/>
+                <w:i w:val="0"/>
+                <w:sz w:val="16"/>
+              </w:rPr>
+              <w:t>19 families, 21 events</w:t>
             </w:r>
           </w:p>
         </w:tc>

--- a/deliverables/V4-V11_SYNC/PACKAGES/NEW_V06_Synchronized_Production_Package/08_QA/Package_QA_Report.docx
+++ b/deliverables/V4-V11_SYNC/PACKAGES/NEW_V06_Synchronized_Production_Package/08_QA/Package_QA_Report.docx
@@ -87,7 +87,7 @@
         <w:rPr>
           <w:sz w:val="21"/>
         </w:rPr>
-        <w:t>Saturday, September 19, 2026 | 6:36 AM CT</w:t>
+        <w:t>Saturday, September 19, 2026 | 7:08 AM CT</w:t>
       </w:r>
     </w:p>
     <w:p>
@@ -106,7 +106,7 @@
         <w:rPr>
           <w:sz w:val="21"/>
         </w:rPr>
-        <w:t>30</w:t>
+        <w:t>34</w:t>
       </w:r>
     </w:p>
     <w:p>
@@ -125,7 +125,7 @@
         <w:rPr>
           <w:sz w:val="21"/>
         </w:rPr>
-        <w:t>30</w:t>
+        <w:t>34</w:t>
       </w:r>
     </w:p>
     <w:p>
@@ -1737,7 +1737,7 @@
                 <w:i w:val="0"/>
                 <w:sz w:val="16"/>
               </w:rPr>
-              <w:t>23 events, 1 of them spanning more than one paragraph</w:t>
+              <w:t>23 events, 2 of them spanning more than one paragraph</w:t>
             </w:r>
           </w:p>
         </w:tc>
@@ -2032,7 +2032,243 @@
                 <w:i w:val="0"/>
                 <w:sz w:val="16"/>
               </w:rPr>
-              <w:t>4 sound events, each one record</w:t>
+              <w:t>6 sound events, each one record</w:t>
+            </w:r>
+          </w:p>
+        </w:tc>
+      </w:tr>
+      <w:tr>
+        <w:tc>
+          <w:tcPr>
+            <w:tcW w:type="dxa" w:w="3888"/>
+          </w:tcPr>
+          <w:p>
+            <w:pPr>
+              <w:spacing w:before="60" w:after="60" w:line="264" w:lineRule="auto"/>
+            </w:pPr>
+            <w:r/>
+            <w:r>
+              <w:rPr>
+                <w:b w:val="0"/>
+                <w:i w:val="0"/>
+                <w:sz w:val="16"/>
+              </w:rPr>
+              <w:t>Sound accents stay inside the 4 to 7 band</w:t>
+            </w:r>
+          </w:p>
+        </w:tc>
+        <w:tc>
+          <w:tcPr>
+            <w:tcW w:type="dxa" w:w="720"/>
+          </w:tcPr>
+          <w:p>
+            <w:pPr>
+              <w:spacing w:before="60" w:after="60" w:line="264" w:lineRule="auto"/>
+            </w:pPr>
+            <w:r/>
+            <w:r>
+              <w:rPr>
+                <w:b w:val="0"/>
+                <w:i w:val="0"/>
+                <w:sz w:val="16"/>
+              </w:rPr>
+              <w:t>pass</w:t>
+            </w:r>
+          </w:p>
+        </w:tc>
+        <w:tc>
+          <w:tcPr>
+            <w:tcW w:type="dxa" w:w="5040"/>
+          </w:tcPr>
+          <w:p>
+            <w:pPr>
+              <w:spacing w:before="60" w:after="60" w:line="264" w:lineRule="auto"/>
+            </w:pPr>
+            <w:r/>
+            <w:r>
+              <w:rPr>
+                <w:b w:val="0"/>
+                <w:i w:val="0"/>
+                <w:sz w:val="16"/>
+              </w:rPr>
+              <w:t>6 accents, each one named by the brief</w:t>
+            </w:r>
+          </w:p>
+        </w:tc>
+      </w:tr>
+      <w:tr>
+        <w:tc>
+          <w:tcPr>
+            <w:tcW w:type="dxa" w:w="3888"/>
+          </w:tcPr>
+          <w:p>
+            <w:pPr>
+              <w:spacing w:before="60" w:after="60" w:line="264" w:lineRule="auto"/>
+            </w:pPr>
+            <w:r/>
+            <w:r>
+              <w:rPr>
+                <w:b w:val="0"/>
+                <w:i w:val="0"/>
+                <w:sz w:val="16"/>
+              </w:rPr>
+              <w:t>Every accent word is spoken inside its own event</w:t>
+            </w:r>
+          </w:p>
+        </w:tc>
+        <w:tc>
+          <w:tcPr>
+            <w:tcW w:type="dxa" w:w="720"/>
+          </w:tcPr>
+          <w:p>
+            <w:pPr>
+              <w:spacing w:before="60" w:after="60" w:line="264" w:lineRule="auto"/>
+            </w:pPr>
+            <w:r/>
+            <w:r>
+              <w:rPr>
+                <w:b w:val="0"/>
+                <w:i w:val="0"/>
+                <w:sz w:val="16"/>
+              </w:rPr>
+              <w:t>pass</w:t>
+            </w:r>
+          </w:p>
+        </w:tc>
+        <w:tc>
+          <w:tcPr>
+            <w:tcW w:type="dxa" w:w="5040"/>
+          </w:tcPr>
+          <w:p>
+            <w:pPr>
+              <w:spacing w:before="60" w:after="60" w:line="264" w:lineRule="auto"/>
+            </w:pPr>
+            <w:r/>
+            <w:r>
+              <w:rPr>
+                <w:b w:val="0"/>
+                <w:i w:val="0"/>
+                <w:sz w:val="16"/>
+              </w:rPr>
+              <w:t>the accent and the scene it belongs to are the same event</w:t>
+            </w:r>
+          </w:p>
+        </w:tc>
+      </w:tr>
+      <w:tr>
+        <w:tc>
+          <w:tcPr>
+            <w:tcW w:type="dxa" w:w="3888"/>
+          </w:tcPr>
+          <w:p>
+            <w:pPr>
+              <w:spacing w:before="60" w:after="60" w:line="264" w:lineRule="auto"/>
+            </w:pPr>
+            <w:r/>
+            <w:r>
+              <w:rPr>
+                <w:b w:val="0"/>
+                <w:i w:val="0"/>
+                <w:sz w:val="16"/>
+              </w:rPr>
+              <w:t>The open loop is set up and paid off</w:t>
+            </w:r>
+          </w:p>
+        </w:tc>
+        <w:tc>
+          <w:tcPr>
+            <w:tcW w:type="dxa" w:w="720"/>
+          </w:tcPr>
+          <w:p>
+            <w:pPr>
+              <w:spacing w:before="60" w:after="60" w:line="264" w:lineRule="auto"/>
+            </w:pPr>
+            <w:r/>
+            <w:r>
+              <w:rPr>
+                <w:b w:val="0"/>
+                <w:i w:val="0"/>
+                <w:sz w:val="16"/>
+              </w:rPr>
+              <w:t>pass</w:t>
+            </w:r>
+          </w:p>
+        </w:tc>
+        <w:tc>
+          <w:tcPr>
+            <w:tcW w:type="dxa" w:w="5040"/>
+          </w:tcPr>
+          <w:p>
+            <w:pPr>
+              <w:spacing w:before="60" w:after="60" w:line="264" w:lineRule="auto"/>
+            </w:pPr>
+            <w:r/>
+            <w:r>
+              <w:rPr>
+                <w:b w:val="0"/>
+                <w:i w:val="0"/>
+                <w:sz w:val="16"/>
+              </w:rPr>
+              <w:t>the loop this video opens is answered in its own payoff section</w:t>
+            </w:r>
+          </w:p>
+        </w:tc>
+      </w:tr>
+      <w:tr>
+        <w:tc>
+          <w:tcPr>
+            <w:tcW w:type="dxa" w:w="3888"/>
+          </w:tcPr>
+          <w:p>
+            <w:pPr>
+              <w:spacing w:before="60" w:after="60" w:line="264" w:lineRule="auto"/>
+            </w:pPr>
+            <w:r/>
+            <w:r>
+              <w:rPr>
+                <w:b w:val="0"/>
+                <w:i w:val="0"/>
+                <w:sz w:val="16"/>
+              </w:rPr>
+              <w:t>No unsupported power word anywhere in this package</w:t>
+            </w:r>
+          </w:p>
+        </w:tc>
+        <w:tc>
+          <w:tcPr>
+            <w:tcW w:type="dxa" w:w="720"/>
+          </w:tcPr>
+          <w:p>
+            <w:pPr>
+              <w:spacing w:before="60" w:after="60" w:line="264" w:lineRule="auto"/>
+            </w:pPr>
+            <w:r/>
+            <w:r>
+              <w:rPr>
+                <w:b w:val="0"/>
+                <w:i w:val="0"/>
+                <w:sz w:val="16"/>
+              </w:rPr>
+              <w:t>pass</w:t>
+            </w:r>
+          </w:p>
+        </w:tc>
+        <w:tc>
+          <w:tcPr>
+            <w:tcW w:type="dxa" w:w="5040"/>
+          </w:tcPr>
+          <w:p>
+            <w:pPr>
+              <w:spacing w:before="60" w:after="60" w:line="264" w:lineRule="auto"/>
+            </w:pPr>
+            <w:r/>
+            <w:r>
+              <w:rPr>
+                <w:b w:val="0"/>
+                <w:i w:val="0"/>
+                <w:sz w:val="16"/>
+              </w:rPr>
+              <w:t>title, thumbnail, master and all three Shorts checked</w:t>
             </w:r>
           </w:p>
         </w:tc>
